--- a/docs/CS599_大作业报告.docx
+++ b/docs/CS599_大作业报告.docx
@@ -389,13 +389,14 @@
         </w:numPr>
         <w:spacing w:after="100"/>
       </w:pPr>
-      <w:r>
-        <w:rPr>
-          <w:color w:val="0563C1"/>
-          <w:u w:val="single"/>
-        </w:rPr>
-        <w:t>一、选题背景与设计思想</w:t>
-      </w:r>
+      <w:hyperlink w:anchor="_一、选题背景与设计思想" w:history="1">
+        <w:r>
+          <w:rPr>
+            <w:rStyle w:val="a5"/>
+          </w:rPr>
+          <w:t>一、选题背景与设计思想</w:t>
+        </w:r>
+      </w:hyperlink>
     </w:p>
     <w:p>
       <w:pPr>
@@ -406,27 +407,26 @@
         </w:numPr>
         <w:spacing w:after="100"/>
       </w:pPr>
-      <w:r>
-        <w:rPr>
-          <w:color w:val="0563C1"/>
-          <w:u w:val="single"/>
-        </w:rPr>
-        <w:t>二、</w:t>
-      </w:r>
-      <w:r>
-        <w:rPr>
-          <w:color w:val="0563C1"/>
-          <w:u w:val="single"/>
-        </w:rPr>
-        <w:t xml:space="preserve">Specs </w:t>
-      </w:r>
-      <w:r>
-        <w:rPr>
-          <w:color w:val="0563C1"/>
-          <w:u w:val="single"/>
-        </w:rPr>
-        <w:t>规格文档</w:t>
-      </w:r>
+      <w:hyperlink w:anchor="_二、Specs_规格文档" w:history="1">
+        <w:r>
+          <w:rPr>
+            <w:rStyle w:val="a5"/>
+          </w:rPr>
+          <w:t>二、</w:t>
+        </w:r>
+        <w:r>
+          <w:rPr>
+            <w:rStyle w:val="a5"/>
+          </w:rPr>
+          <w:t xml:space="preserve">Specs </w:t>
+        </w:r>
+        <w:r>
+          <w:rPr>
+            <w:rStyle w:val="a5"/>
+          </w:rPr>
+          <w:t>规格文档</w:t>
+        </w:r>
+      </w:hyperlink>
     </w:p>
     <w:p>
       <w:pPr>
@@ -437,13 +437,14 @@
         </w:numPr>
         <w:spacing w:after="100"/>
       </w:pPr>
-      <w:r>
-        <w:rPr>
-          <w:color w:val="0563C1"/>
-          <w:u w:val="single"/>
-        </w:rPr>
-        <w:t>三、系统架构与设计</w:t>
-      </w:r>
+      <w:hyperlink w:anchor="_三、系统架构与设计" w:history="1">
+        <w:r>
+          <w:rPr>
+            <w:rStyle w:val="a5"/>
+          </w:rPr>
+          <w:t>三、系统架构与设计</w:t>
+        </w:r>
+      </w:hyperlink>
     </w:p>
     <w:p>
       <w:pPr>
@@ -454,13 +455,14 @@
         </w:numPr>
         <w:spacing w:after="100"/>
       </w:pPr>
-      <w:r>
-        <w:rPr>
-          <w:color w:val="0563C1"/>
-          <w:u w:val="single"/>
-        </w:rPr>
-        <w:t>四、关键实现与代码展示</w:t>
-      </w:r>
+      <w:hyperlink w:anchor="_四、关键实现与代码展示" w:history="1">
+        <w:r>
+          <w:rPr>
+            <w:rStyle w:val="a5"/>
+          </w:rPr>
+          <w:t>四、关键实现与代码展示</w:t>
+        </w:r>
+      </w:hyperlink>
     </w:p>
     <w:p>
       <w:pPr>
@@ -471,13 +473,14 @@
         </w:numPr>
         <w:spacing w:after="100"/>
       </w:pPr>
-      <w:r>
-        <w:rPr>
-          <w:color w:val="0563C1"/>
-          <w:u w:val="single"/>
-        </w:rPr>
-        <w:t>五、测试与评估</w:t>
-      </w:r>
+      <w:hyperlink w:anchor="_五、测试与评估" w:history="1">
+        <w:r>
+          <w:rPr>
+            <w:rStyle w:val="a5"/>
+          </w:rPr>
+          <w:t>五、测试与评估</w:t>
+        </w:r>
+      </w:hyperlink>
     </w:p>
     <w:p>
       <w:pPr>
@@ -488,13 +491,14 @@
         </w:numPr>
         <w:spacing w:after="100"/>
       </w:pPr>
-      <w:r>
-        <w:rPr>
-          <w:color w:val="0563C1"/>
-          <w:u w:val="single"/>
-        </w:rPr>
-        <w:t>六、系统升级与扩展</w:t>
-      </w:r>
+      <w:hyperlink w:anchor="_六、系统升级与扩展" w:history="1">
+        <w:r>
+          <w:rPr>
+            <w:rStyle w:val="a5"/>
+          </w:rPr>
+          <w:t>六、系统升级与扩展</w:t>
+        </w:r>
+      </w:hyperlink>
     </w:p>
     <w:p>
       <w:pPr>
@@ -505,13 +509,14 @@
         </w:numPr>
         <w:spacing w:after="100"/>
       </w:pPr>
-      <w:r>
-        <w:rPr>
-          <w:color w:val="0563C1"/>
-          <w:u w:val="single"/>
-        </w:rPr>
-        <w:t>七、课程总结</w:t>
-      </w:r>
+      <w:hyperlink w:anchor="_七、课程总结" w:history="1">
+        <w:r>
+          <w:rPr>
+            <w:rStyle w:val="a5"/>
+          </w:rPr>
+          <w:t>七、课程总结</w:t>
+        </w:r>
+      </w:hyperlink>
     </w:p>
     <w:p>
       <w:pPr>
@@ -542,6 +547,8 @@
         <w:pStyle w:val="2"/>
         <w:spacing w:after="200"/>
       </w:pPr>
+      <w:bookmarkStart w:id="0" w:name="_一、选题背景与设计思想"/>
+      <w:bookmarkEnd w:id="0"/>
       <w:r>
         <w:lastRenderedPageBreak/>
         <w:t>一、选题背景与设计思想</w:t>
@@ -926,15 +933,19 @@
             <w:tcW w:w="2553" w:type="dxa"/>
           </w:tcPr>
           <w:p>
+            <w:proofErr w:type="spellStart"/>
             <w:r>
               <w:t>AutoGen</w:t>
             </w:r>
+            <w:proofErr w:type="spellEnd"/>
             <w:r>
               <w:t>、</w:t>
             </w:r>
+            <w:proofErr w:type="spellStart"/>
             <w:r>
               <w:t>CrewAI</w:t>
             </w:r>
+            <w:proofErr w:type="spellEnd"/>
           </w:p>
         </w:tc>
         <w:tc>
@@ -1229,15 +1240,22 @@
       <w:r>
         <w:t>：</w:t>
       </w:r>
+      <w:proofErr w:type="spellStart"/>
       <w:r>
         <w:t>LangGraph</w:t>
       </w:r>
+      <w:proofErr w:type="spellEnd"/>
       <w:r>
         <w:t>（状态管理）</w:t>
       </w:r>
       <w:r>
-        <w:t xml:space="preserve"> + LangChain</w:t>
-      </w:r>
+        <w:t xml:space="preserve"> + </w:t>
+      </w:r>
+      <w:proofErr w:type="spellStart"/>
+      <w:r>
+        <w:t>LangChain</w:t>
+      </w:r>
+      <w:proofErr w:type="spellEnd"/>
       <w:r>
         <w:t>（工具调用）</w:t>
       </w:r>
@@ -1361,6 +1379,8 @@
         <w:pStyle w:val="2"/>
         <w:spacing w:after="200"/>
       </w:pPr>
+      <w:bookmarkStart w:id="1" w:name="_二、Specs_规格文档"/>
+      <w:bookmarkEnd w:id="1"/>
       <w:r>
         <w:t>二、</w:t>
       </w:r>
@@ -2175,7 +2195,27 @@
           <w:sz w:val="20"/>
           <w:szCs w:val="20"/>
         </w:rPr>
-        <w:t xml:space="preserve">    POST /api/v1/execute    </w:t>
+        <w:t xml:space="preserve">    POST /</w:t>
+      </w:r>
+      <w:proofErr w:type="spellStart"/>
+      <w:r>
+        <w:rPr>
+          <w:rFonts w:ascii="Courier New" w:eastAsia="Courier New" w:hAnsi="Courier New" w:cs="Courier New"/>
+          <w:color w:val="FFFFFF"/>
+          <w:sz w:val="20"/>
+          <w:szCs w:val="20"/>
+        </w:rPr>
+        <w:t>api</w:t>
+      </w:r>
+      <w:proofErr w:type="spellEnd"/>
+      <w:r>
+        <w:rPr>
+          <w:rFonts w:ascii="Courier New" w:eastAsia="Courier New" w:hAnsi="Courier New" w:cs="Courier New"/>
+          <w:color w:val="FFFFFF"/>
+          <w:sz w:val="20"/>
+          <w:szCs w:val="20"/>
+        </w:rPr>
+        <w:t xml:space="preserve">/v1/execute    </w:t>
       </w:r>
       <w:r>
         <w:br/>
@@ -2211,7 +2251,27 @@
           <w:sz w:val="20"/>
           <w:szCs w:val="20"/>
         </w:rPr>
-        <w:t xml:space="preserve">            "type": "disaster_rescue",    </w:t>
+        <w:t xml:space="preserve">            "type": "</w:t>
+      </w:r>
+      <w:proofErr w:type="spellStart"/>
+      <w:r>
+        <w:rPr>
+          <w:rFonts w:ascii="Courier New" w:eastAsia="Courier New" w:hAnsi="Courier New" w:cs="Courier New"/>
+          <w:color w:val="FFFFFF"/>
+          <w:sz w:val="20"/>
+          <w:szCs w:val="20"/>
+        </w:rPr>
+        <w:t>disaster_rescue</w:t>
+      </w:r>
+      <w:proofErr w:type="spellEnd"/>
+      <w:r>
+        <w:rPr>
+          <w:rFonts w:ascii="Courier New" w:eastAsia="Courier New" w:hAnsi="Courier New" w:cs="Courier New"/>
+          <w:color w:val="FFFFFF"/>
+          <w:sz w:val="20"/>
+          <w:szCs w:val="20"/>
+        </w:rPr>
+        <w:t xml:space="preserve">",    </w:t>
       </w:r>
       <w:r>
         <w:br/>
@@ -2415,31 +2475,91 @@
           <w:sz w:val="20"/>
           <w:szCs w:val="20"/>
         </w:rPr>
-        <w:t xml:space="preserve">            "success_rate": 0.85,    </w:t>
-      </w:r>
-      <w:r>
-        <w:br/>
-      </w:r>
-      <w:r>
-        <w:rPr>
-          <w:rFonts w:ascii="Courier New" w:eastAsia="Courier New" w:hAnsi="Courier New" w:cs="Courier New"/>
-          <w:color w:val="FFFFFF"/>
-          <w:sz w:val="20"/>
-          <w:szCs w:val="20"/>
-        </w:rPr>
-        <w:t xml:space="preserve">            "total_cost": 1000.0,    </w:t>
-      </w:r>
-      <w:r>
-        <w:br/>
-      </w:r>
-      <w:r>
-        <w:rPr>
-          <w:rFonts w:ascii="Courier New" w:eastAsia="Courier New" w:hAnsi="Courier New" w:cs="Courier New"/>
-          <w:color w:val="FFFFFF"/>
-          <w:sz w:val="20"/>
-          <w:szCs w:val="20"/>
-        </w:rPr>
-        <w:t xml:space="preserve">            "avg_risk": 0.3    </w:t>
+        <w:t xml:space="preserve">            "</w:t>
+      </w:r>
+      <w:proofErr w:type="spellStart"/>
+      <w:r>
+        <w:rPr>
+          <w:rFonts w:ascii="Courier New" w:eastAsia="Courier New" w:hAnsi="Courier New" w:cs="Courier New"/>
+          <w:color w:val="FFFFFF"/>
+          <w:sz w:val="20"/>
+          <w:szCs w:val="20"/>
+        </w:rPr>
+        <w:t>success_rate</w:t>
+      </w:r>
+      <w:proofErr w:type="spellEnd"/>
+      <w:r>
+        <w:rPr>
+          <w:rFonts w:ascii="Courier New" w:eastAsia="Courier New" w:hAnsi="Courier New" w:cs="Courier New"/>
+          <w:color w:val="FFFFFF"/>
+          <w:sz w:val="20"/>
+          <w:szCs w:val="20"/>
+        </w:rPr>
+        <w:t xml:space="preserve">": 0.85,    </w:t>
+      </w:r>
+      <w:r>
+        <w:br/>
+      </w:r>
+      <w:r>
+        <w:rPr>
+          <w:rFonts w:ascii="Courier New" w:eastAsia="Courier New" w:hAnsi="Courier New" w:cs="Courier New"/>
+          <w:color w:val="FFFFFF"/>
+          <w:sz w:val="20"/>
+          <w:szCs w:val="20"/>
+        </w:rPr>
+        <w:t xml:space="preserve">            "</w:t>
+      </w:r>
+      <w:proofErr w:type="spellStart"/>
+      <w:r>
+        <w:rPr>
+          <w:rFonts w:ascii="Courier New" w:eastAsia="Courier New" w:hAnsi="Courier New" w:cs="Courier New"/>
+          <w:color w:val="FFFFFF"/>
+          <w:sz w:val="20"/>
+          <w:szCs w:val="20"/>
+        </w:rPr>
+        <w:t>total_cost</w:t>
+      </w:r>
+      <w:proofErr w:type="spellEnd"/>
+      <w:r>
+        <w:rPr>
+          <w:rFonts w:ascii="Courier New" w:eastAsia="Courier New" w:hAnsi="Courier New" w:cs="Courier New"/>
+          <w:color w:val="FFFFFF"/>
+          <w:sz w:val="20"/>
+          <w:szCs w:val="20"/>
+        </w:rPr>
+        <w:t xml:space="preserve">": 1000.0,    </w:t>
+      </w:r>
+      <w:r>
+        <w:br/>
+      </w:r>
+      <w:r>
+        <w:rPr>
+          <w:rFonts w:ascii="Courier New" w:eastAsia="Courier New" w:hAnsi="Courier New" w:cs="Courier New"/>
+          <w:color w:val="FFFFFF"/>
+          <w:sz w:val="20"/>
+          <w:szCs w:val="20"/>
+        </w:rPr>
+        <w:t xml:space="preserve">            "</w:t>
+      </w:r>
+      <w:proofErr w:type="spellStart"/>
+      <w:r>
+        <w:rPr>
+          <w:rFonts w:ascii="Courier New" w:eastAsia="Courier New" w:hAnsi="Courier New" w:cs="Courier New"/>
+          <w:color w:val="FFFFFF"/>
+          <w:sz w:val="20"/>
+          <w:szCs w:val="20"/>
+        </w:rPr>
+        <w:t>avg_risk</w:t>
+      </w:r>
+      <w:proofErr w:type="spellEnd"/>
+      <w:r>
+        <w:rPr>
+          <w:rFonts w:ascii="Courier New" w:eastAsia="Courier New" w:hAnsi="Courier New" w:cs="Courier New"/>
+          <w:color w:val="FFFFFF"/>
+          <w:sz w:val="20"/>
+          <w:szCs w:val="20"/>
+        </w:rPr>
+        <w:t xml:space="preserve">": 0.3    </w:t>
       </w:r>
       <w:r>
         <w:br/>
@@ -2533,7 +2653,47 @@
           <w:sz w:val="20"/>
           <w:szCs w:val="20"/>
         </w:rPr>
-        <w:t xml:space="preserve">    def parse_mission(description: str) -&gt; MissionSpec    </w:t>
+        <w:t xml:space="preserve">    def </w:t>
+      </w:r>
+      <w:proofErr w:type="spellStart"/>
+      <w:r>
+        <w:rPr>
+          <w:rFonts w:ascii="Courier New" w:eastAsia="Courier New" w:hAnsi="Courier New" w:cs="Courier New"/>
+          <w:color w:val="FFFFFF"/>
+          <w:sz w:val="20"/>
+          <w:szCs w:val="20"/>
+        </w:rPr>
+        <w:t>parse_mission</w:t>
+      </w:r>
+      <w:proofErr w:type="spellEnd"/>
+      <w:r>
+        <w:rPr>
+          <w:rFonts w:ascii="Courier New" w:eastAsia="Courier New" w:hAnsi="Courier New" w:cs="Courier New"/>
+          <w:color w:val="FFFFFF"/>
+          <w:sz w:val="20"/>
+          <w:szCs w:val="20"/>
+        </w:rPr>
+        <w:t xml:space="preserve">(description: str) -&gt; </w:t>
+      </w:r>
+      <w:proofErr w:type="spellStart"/>
+      <w:r>
+        <w:rPr>
+          <w:rFonts w:ascii="Courier New" w:eastAsia="Courier New" w:hAnsi="Courier New" w:cs="Courier New"/>
+          <w:color w:val="FFFFFF"/>
+          <w:sz w:val="20"/>
+          <w:szCs w:val="20"/>
+        </w:rPr>
+        <w:t>MissionSpec</w:t>
+      </w:r>
+      <w:proofErr w:type="spellEnd"/>
+      <w:r>
+        <w:rPr>
+          <w:rFonts w:ascii="Courier New" w:eastAsia="Courier New" w:hAnsi="Courier New" w:cs="Courier New"/>
+          <w:color w:val="FFFFFF"/>
+          <w:sz w:val="20"/>
+          <w:szCs w:val="20"/>
+        </w:rPr>
+        <w:t xml:space="preserve">    </w:t>
       </w:r>
       <w:r>
         <w:br/>
@@ -2569,7 +2729,27 @@
           <w:sz w:val="20"/>
           <w:szCs w:val="20"/>
         </w:rPr>
-        <w:t xml:space="preserve">    def get_available_drones() -&gt; List[Drone]    </w:t>
+        <w:t xml:space="preserve">    def </w:t>
+      </w:r>
+      <w:proofErr w:type="spellStart"/>
+      <w:r>
+        <w:rPr>
+          <w:rFonts w:ascii="Courier New" w:eastAsia="Courier New" w:hAnsi="Courier New" w:cs="Courier New"/>
+          <w:color w:val="FFFFFF"/>
+          <w:sz w:val="20"/>
+          <w:szCs w:val="20"/>
+        </w:rPr>
+        <w:t>get_available_drones</w:t>
+      </w:r>
+      <w:proofErr w:type="spellEnd"/>
+      <w:r>
+        <w:rPr>
+          <w:rFonts w:ascii="Courier New" w:eastAsia="Courier New" w:hAnsi="Courier New" w:cs="Courier New"/>
+          <w:color w:val="FFFFFF"/>
+          <w:sz w:val="20"/>
+          <w:szCs w:val="20"/>
+        </w:rPr>
+        <w:t xml:space="preserve">() -&gt; List[Drone]    </w:t>
       </w:r>
       <w:r>
         <w:br/>
@@ -2605,7 +2785,27 @@
           <w:sz w:val="20"/>
           <w:szCs w:val="20"/>
         </w:rPr>
-        <w:t xml:space="preserve">    def estimate_risk(route: Route, weather: Weather) -&gt; float    </w:t>
+        <w:t xml:space="preserve">    def </w:t>
+      </w:r>
+      <w:proofErr w:type="spellStart"/>
+      <w:r>
+        <w:rPr>
+          <w:rFonts w:ascii="Courier New" w:eastAsia="Courier New" w:hAnsi="Courier New" w:cs="Courier New"/>
+          <w:color w:val="FFFFFF"/>
+          <w:sz w:val="20"/>
+          <w:szCs w:val="20"/>
+        </w:rPr>
+        <w:t>estimate_risk</w:t>
+      </w:r>
+      <w:proofErr w:type="spellEnd"/>
+      <w:r>
+        <w:rPr>
+          <w:rFonts w:ascii="Courier New" w:eastAsia="Courier New" w:hAnsi="Courier New" w:cs="Courier New"/>
+          <w:color w:val="FFFFFF"/>
+          <w:sz w:val="20"/>
+          <w:szCs w:val="20"/>
+        </w:rPr>
+        <w:t xml:space="preserve">(route: Route, weather: Weather) -&gt; float    </w:t>
       </w:r>
       <w:r>
         <w:br/>
@@ -2641,7 +2841,27 @@
           <w:sz w:val="20"/>
           <w:szCs w:val="20"/>
         </w:rPr>
-        <w:t xml:space="preserve">    def simulate_route(drone: Drone, mission: Mission) -&gt; Route    </w:t>
+        <w:t xml:space="preserve">    def </w:t>
+      </w:r>
+      <w:proofErr w:type="spellStart"/>
+      <w:r>
+        <w:rPr>
+          <w:rFonts w:ascii="Courier New" w:eastAsia="Courier New" w:hAnsi="Courier New" w:cs="Courier New"/>
+          <w:color w:val="FFFFFF"/>
+          <w:sz w:val="20"/>
+          <w:szCs w:val="20"/>
+        </w:rPr>
+        <w:t>simulate_route</w:t>
+      </w:r>
+      <w:proofErr w:type="spellEnd"/>
+      <w:r>
+        <w:rPr>
+          <w:rFonts w:ascii="Courier New" w:eastAsia="Courier New" w:hAnsi="Courier New" w:cs="Courier New"/>
+          <w:color w:val="FFFFFF"/>
+          <w:sz w:val="20"/>
+          <w:szCs w:val="20"/>
+        </w:rPr>
+        <w:t xml:space="preserve">(drone: Drone, mission: Mission) -&gt; Route    </w:t>
       </w:r>
       <w:r>
         <w:br/>
@@ -2685,6 +2905,8 @@
         <w:pStyle w:val="2"/>
         <w:spacing w:after="200"/>
       </w:pPr>
+      <w:bookmarkStart w:id="2" w:name="_三、系统架构与设计"/>
+      <w:bookmarkEnd w:id="2"/>
       <w:r>
         <w:t>三、系统架构与设计</w:t>
       </w:r>
@@ -2933,8 +3155,17 @@
           <w:rFonts w:ascii="Courier New" w:eastAsia="Courier New" w:hAnsi="Courier New" w:cs="Courier New"/>
           <w:shd w:val="clear" w:color="auto" w:fill="F1F5F9"/>
         </w:rPr>
-        <w:t>.env.example</w:t>
-      </w:r>
+        <w:t>.</w:t>
+      </w:r>
+      <w:proofErr w:type="spellStart"/>
+      <w:r>
+        <w:rPr>
+          <w:rFonts w:ascii="Courier New" w:eastAsia="Courier New" w:hAnsi="Courier New" w:cs="Courier New"/>
+          <w:shd w:val="clear" w:color="auto" w:fill="F1F5F9"/>
+        </w:rPr>
+        <w:t>env.example</w:t>
+      </w:r>
+      <w:proofErr w:type="spellEnd"/>
       <w:r>
         <w:t xml:space="preserve"> </w:t>
       </w:r>
@@ -3067,7 +3298,15 @@
         <w:t>和</w:t>
       </w:r>
       <w:r>
-        <w:t xml:space="preserve"> Streamlit </w:t>
+        <w:t xml:space="preserve"> </w:t>
+      </w:r>
+      <w:proofErr w:type="spellStart"/>
+      <w:r>
+        <w:t>Streamlit</w:t>
+      </w:r>
+      <w:proofErr w:type="spellEnd"/>
+      <w:r>
+        <w:t xml:space="preserve"> </w:t>
       </w:r>
       <w:r>
         <w:t>两种入口</w:t>
@@ -3127,6 +3366,8 @@
         <w:pStyle w:val="2"/>
         <w:spacing w:after="200"/>
       </w:pPr>
+      <w:bookmarkStart w:id="3" w:name="_四、关键实现与代码展示"/>
+      <w:bookmarkEnd w:id="3"/>
       <w:r>
         <w:t>四、关键实现与代码展示</w:t>
       </w:r>
@@ -3180,19 +3421,79 @@
           <w:sz w:val="20"/>
           <w:szCs w:val="20"/>
         </w:rPr>
-        <w:t xml:space="preserve">    class UAVMissionAgent:    </w:t>
-      </w:r>
-      <w:r>
-        <w:br/>
-      </w:r>
-      <w:r>
-        <w:rPr>
-          <w:rFonts w:ascii="Courier New" w:eastAsia="Courier New" w:hAnsi="Courier New" w:cs="Courier New"/>
-          <w:color w:val="FFFFFF"/>
-          <w:sz w:val="20"/>
-          <w:szCs w:val="20"/>
-        </w:rPr>
-        <w:t xml:space="preserve">        def execute(self, mission: dict) -&gt; dict:    </w:t>
+        <w:t xml:space="preserve">    class </w:t>
+      </w:r>
+      <w:proofErr w:type="spellStart"/>
+      <w:r>
+        <w:rPr>
+          <w:rFonts w:ascii="Courier New" w:eastAsia="Courier New" w:hAnsi="Courier New" w:cs="Courier New"/>
+          <w:color w:val="FFFFFF"/>
+          <w:sz w:val="20"/>
+          <w:szCs w:val="20"/>
+        </w:rPr>
+        <w:t>UAVMissionAgent</w:t>
+      </w:r>
+      <w:proofErr w:type="spellEnd"/>
+      <w:r>
+        <w:rPr>
+          <w:rFonts w:ascii="Courier New" w:eastAsia="Courier New" w:hAnsi="Courier New" w:cs="Courier New"/>
+          <w:color w:val="FFFFFF"/>
+          <w:sz w:val="20"/>
+          <w:szCs w:val="20"/>
+        </w:rPr>
+        <w:t xml:space="preserve">:    </w:t>
+      </w:r>
+      <w:r>
+        <w:br/>
+      </w:r>
+      <w:r>
+        <w:rPr>
+          <w:rFonts w:ascii="Courier New" w:eastAsia="Courier New" w:hAnsi="Courier New" w:cs="Courier New"/>
+          <w:color w:val="FFFFFF"/>
+          <w:sz w:val="20"/>
+          <w:szCs w:val="20"/>
+        </w:rPr>
+        <w:t xml:space="preserve">        def execute(self, mission: </w:t>
+      </w:r>
+      <w:proofErr w:type="spellStart"/>
+      <w:r>
+        <w:rPr>
+          <w:rFonts w:ascii="Courier New" w:eastAsia="Courier New" w:hAnsi="Courier New" w:cs="Courier New"/>
+          <w:color w:val="FFFFFF"/>
+          <w:sz w:val="20"/>
+          <w:szCs w:val="20"/>
+        </w:rPr>
+        <w:t>dict</w:t>
+      </w:r>
+      <w:proofErr w:type="spellEnd"/>
+      <w:r>
+        <w:rPr>
+          <w:rFonts w:ascii="Courier New" w:eastAsia="Courier New" w:hAnsi="Courier New" w:cs="Courier New"/>
+          <w:color w:val="FFFFFF"/>
+          <w:sz w:val="20"/>
+          <w:szCs w:val="20"/>
+        </w:rPr>
+        <w:t xml:space="preserve">) -&gt; </w:t>
+      </w:r>
+      <w:proofErr w:type="spellStart"/>
+      <w:r>
+        <w:rPr>
+          <w:rFonts w:ascii="Courier New" w:eastAsia="Courier New" w:hAnsi="Courier New" w:cs="Courier New"/>
+          <w:color w:val="FFFFFF"/>
+          <w:sz w:val="20"/>
+          <w:szCs w:val="20"/>
+        </w:rPr>
+        <w:t>dict</w:t>
+      </w:r>
+      <w:proofErr w:type="spellEnd"/>
+      <w:r>
+        <w:rPr>
+          <w:rFonts w:ascii="Courier New" w:eastAsia="Courier New" w:hAnsi="Courier New" w:cs="Courier New"/>
+          <w:color w:val="FFFFFF"/>
+          <w:sz w:val="20"/>
+          <w:szCs w:val="20"/>
+        </w:rPr>
+        <w:t xml:space="preserve">:    </w:t>
       </w:r>
       <w:r>
         <w:br/>
@@ -3216,7 +3517,47 @@
           <w:sz w:val="20"/>
           <w:szCs w:val="20"/>
         </w:rPr>
-        <w:t xml:space="preserve">            task_spec = self.task_analyzer.analyze(mission)    </w:t>
+        <w:t xml:space="preserve">            </w:t>
+      </w:r>
+      <w:proofErr w:type="spellStart"/>
+      <w:r>
+        <w:rPr>
+          <w:rFonts w:ascii="Courier New" w:eastAsia="Courier New" w:hAnsi="Courier New" w:cs="Courier New"/>
+          <w:color w:val="FFFFFF"/>
+          <w:sz w:val="20"/>
+          <w:szCs w:val="20"/>
+        </w:rPr>
+        <w:t>task_spec</w:t>
+      </w:r>
+      <w:proofErr w:type="spellEnd"/>
+      <w:r>
+        <w:rPr>
+          <w:rFonts w:ascii="Courier New" w:eastAsia="Courier New" w:hAnsi="Courier New" w:cs="Courier New"/>
+          <w:color w:val="FFFFFF"/>
+          <w:sz w:val="20"/>
+          <w:szCs w:val="20"/>
+        </w:rPr>
+        <w:t xml:space="preserve"> = </w:t>
+      </w:r>
+      <w:proofErr w:type="spellStart"/>
+      <w:r>
+        <w:rPr>
+          <w:rFonts w:ascii="Courier New" w:eastAsia="Courier New" w:hAnsi="Courier New" w:cs="Courier New"/>
+          <w:color w:val="FFFFFF"/>
+          <w:sz w:val="20"/>
+          <w:szCs w:val="20"/>
+        </w:rPr>
+        <w:t>self.task_analyzer.analyze</w:t>
+      </w:r>
+      <w:proofErr w:type="spellEnd"/>
+      <w:r>
+        <w:rPr>
+          <w:rFonts w:ascii="Courier New" w:eastAsia="Courier New" w:hAnsi="Courier New" w:cs="Courier New"/>
+          <w:color w:val="FFFFFF"/>
+          <w:sz w:val="20"/>
+          <w:szCs w:val="20"/>
+        </w:rPr>
+        <w:t xml:space="preserve">(mission)    </w:t>
       </w:r>
       <w:r>
         <w:br/>
@@ -3252,7 +3593,47 @@
           <w:sz w:val="20"/>
           <w:szCs w:val="20"/>
         </w:rPr>
-        <w:t xml:space="preserve">            assignments = self.fleet_manager.assign(task_spec)    </w:t>
+        <w:t xml:space="preserve">            assignments = </w:t>
+      </w:r>
+      <w:proofErr w:type="spellStart"/>
+      <w:r>
+        <w:rPr>
+          <w:rFonts w:ascii="Courier New" w:eastAsia="Courier New" w:hAnsi="Courier New" w:cs="Courier New"/>
+          <w:color w:val="FFFFFF"/>
+          <w:sz w:val="20"/>
+          <w:szCs w:val="20"/>
+        </w:rPr>
+        <w:t>self.fleet_manager.assign</w:t>
+      </w:r>
+      <w:proofErr w:type="spellEnd"/>
+      <w:r>
+        <w:rPr>
+          <w:rFonts w:ascii="Courier New" w:eastAsia="Courier New" w:hAnsi="Courier New" w:cs="Courier New"/>
+          <w:color w:val="FFFFFF"/>
+          <w:sz w:val="20"/>
+          <w:szCs w:val="20"/>
+        </w:rPr>
+        <w:t>(</w:t>
+      </w:r>
+      <w:proofErr w:type="spellStart"/>
+      <w:r>
+        <w:rPr>
+          <w:rFonts w:ascii="Courier New" w:eastAsia="Courier New" w:hAnsi="Courier New" w:cs="Courier New"/>
+          <w:color w:val="FFFFFF"/>
+          <w:sz w:val="20"/>
+          <w:szCs w:val="20"/>
+        </w:rPr>
+        <w:t>task_spec</w:t>
+      </w:r>
+      <w:proofErr w:type="spellEnd"/>
+      <w:r>
+        <w:rPr>
+          <w:rFonts w:ascii="Courier New" w:eastAsia="Courier New" w:hAnsi="Courier New" w:cs="Courier New"/>
+          <w:color w:val="FFFFFF"/>
+          <w:sz w:val="20"/>
+          <w:szCs w:val="20"/>
+        </w:rPr>
+        <w:t xml:space="preserve">)    </w:t>
       </w:r>
       <w:r>
         <w:br/>
@@ -3288,7 +3669,27 @@
           <w:sz w:val="20"/>
           <w:szCs w:val="20"/>
         </w:rPr>
-        <w:t xml:space="preserve">            routes = self.route_planner.plan(assignments)    </w:t>
+        <w:t xml:space="preserve">            routes = </w:t>
+      </w:r>
+      <w:proofErr w:type="spellStart"/>
+      <w:r>
+        <w:rPr>
+          <w:rFonts w:ascii="Courier New" w:eastAsia="Courier New" w:hAnsi="Courier New" w:cs="Courier New"/>
+          <w:color w:val="FFFFFF"/>
+          <w:sz w:val="20"/>
+          <w:szCs w:val="20"/>
+        </w:rPr>
+        <w:t>self.route_planner.plan</w:t>
+      </w:r>
+      <w:proofErr w:type="spellEnd"/>
+      <w:r>
+        <w:rPr>
+          <w:rFonts w:ascii="Courier New" w:eastAsia="Courier New" w:hAnsi="Courier New" w:cs="Courier New"/>
+          <w:color w:val="FFFFFF"/>
+          <w:sz w:val="20"/>
+          <w:szCs w:val="20"/>
+        </w:rPr>
+        <w:t xml:space="preserve">(assignments)    </w:t>
       </w:r>
       <w:r>
         <w:br/>
@@ -3324,7 +3725,27 @@
           <w:sz w:val="20"/>
           <w:szCs w:val="20"/>
         </w:rPr>
-        <w:t xml:space="preserve">            report = self.monitor_agent.execute(routes)    </w:t>
+        <w:t xml:space="preserve">            report = </w:t>
+      </w:r>
+      <w:proofErr w:type="spellStart"/>
+      <w:r>
+        <w:rPr>
+          <w:rFonts w:ascii="Courier New" w:eastAsia="Courier New" w:hAnsi="Courier New" w:cs="Courier New"/>
+          <w:color w:val="FFFFFF"/>
+          <w:sz w:val="20"/>
+          <w:szCs w:val="20"/>
+        </w:rPr>
+        <w:t>self.monitor_agent.execute</w:t>
+      </w:r>
+      <w:proofErr w:type="spellEnd"/>
+      <w:r>
+        <w:rPr>
+          <w:rFonts w:ascii="Courier New" w:eastAsia="Courier New" w:hAnsi="Courier New" w:cs="Courier New"/>
+          <w:color w:val="FFFFFF"/>
+          <w:sz w:val="20"/>
+          <w:szCs w:val="20"/>
+        </w:rPr>
+        <w:t xml:space="preserve">(routes)    </w:t>
       </w:r>
       <w:r>
         <w:br/>
@@ -3360,7 +3781,27 @@
           <w:sz w:val="20"/>
           <w:szCs w:val="20"/>
         </w:rPr>
-        <w:t xml:space="preserve">            metrics = self.evaluator.compute(report)    </w:t>
+        <w:t xml:space="preserve">            metrics = </w:t>
+      </w:r>
+      <w:proofErr w:type="spellStart"/>
+      <w:r>
+        <w:rPr>
+          <w:rFonts w:ascii="Courier New" w:eastAsia="Courier New" w:hAnsi="Courier New" w:cs="Courier New"/>
+          <w:color w:val="FFFFFF"/>
+          <w:sz w:val="20"/>
+          <w:szCs w:val="20"/>
+        </w:rPr>
+        <w:t>self.evaluator.compute</w:t>
+      </w:r>
+      <w:proofErr w:type="spellEnd"/>
+      <w:r>
+        <w:rPr>
+          <w:rFonts w:ascii="Courier New" w:eastAsia="Courier New" w:hAnsi="Courier New" w:cs="Courier New"/>
+          <w:color w:val="FFFFFF"/>
+          <w:sz w:val="20"/>
+          <w:szCs w:val="20"/>
+        </w:rPr>
+        <w:t xml:space="preserve">(report)    </w:t>
       </w:r>
       <w:r>
         <w:br/>
@@ -3396,7 +3837,27 @@
           <w:sz w:val="20"/>
           <w:szCs w:val="20"/>
         </w:rPr>
-        <w:t xml:space="preserve">            self.memory.store(mission, report, metrics)    </w:t>
+        <w:t xml:space="preserve">            </w:t>
+      </w:r>
+      <w:proofErr w:type="spellStart"/>
+      <w:r>
+        <w:rPr>
+          <w:rFonts w:ascii="Courier New" w:eastAsia="Courier New" w:hAnsi="Courier New" w:cs="Courier New"/>
+          <w:color w:val="FFFFFF"/>
+          <w:sz w:val="20"/>
+          <w:szCs w:val="20"/>
+        </w:rPr>
+        <w:t>self.memory.store</w:t>
+      </w:r>
+      <w:proofErr w:type="spellEnd"/>
+      <w:r>
+        <w:rPr>
+          <w:rFonts w:ascii="Courier New" w:eastAsia="Courier New" w:hAnsi="Courier New" w:cs="Courier New"/>
+          <w:color w:val="FFFFFF"/>
+          <w:sz w:val="20"/>
+          <w:szCs w:val="20"/>
+        </w:rPr>
+        <w:t xml:space="preserve">(mission, report, metrics)    </w:t>
       </w:r>
       <w:r>
         <w:br/>
@@ -3529,7 +3990,67 @@
           <w:sz w:val="20"/>
           <w:szCs w:val="20"/>
         </w:rPr>
-        <w:t xml:space="preserve">    def estimate_risk(route: dict, weather: dict) -&gt; float:    </w:t>
+        <w:t xml:space="preserve">    def </w:t>
+      </w:r>
+      <w:proofErr w:type="spellStart"/>
+      <w:r>
+        <w:rPr>
+          <w:rFonts w:ascii="Courier New" w:eastAsia="Courier New" w:hAnsi="Courier New" w:cs="Courier New"/>
+          <w:color w:val="FFFFFF"/>
+          <w:sz w:val="20"/>
+          <w:szCs w:val="20"/>
+        </w:rPr>
+        <w:t>estimate_risk</w:t>
+      </w:r>
+      <w:proofErr w:type="spellEnd"/>
+      <w:r>
+        <w:rPr>
+          <w:rFonts w:ascii="Courier New" w:eastAsia="Courier New" w:hAnsi="Courier New" w:cs="Courier New"/>
+          <w:color w:val="FFFFFF"/>
+          <w:sz w:val="20"/>
+          <w:szCs w:val="20"/>
+        </w:rPr>
+        <w:t xml:space="preserve">(route: </w:t>
+      </w:r>
+      <w:proofErr w:type="spellStart"/>
+      <w:r>
+        <w:rPr>
+          <w:rFonts w:ascii="Courier New" w:eastAsia="Courier New" w:hAnsi="Courier New" w:cs="Courier New"/>
+          <w:color w:val="FFFFFF"/>
+          <w:sz w:val="20"/>
+          <w:szCs w:val="20"/>
+        </w:rPr>
+        <w:t>dict</w:t>
+      </w:r>
+      <w:proofErr w:type="spellEnd"/>
+      <w:r>
+        <w:rPr>
+          <w:rFonts w:ascii="Courier New" w:eastAsia="Courier New" w:hAnsi="Courier New" w:cs="Courier New"/>
+          <w:color w:val="FFFFFF"/>
+          <w:sz w:val="20"/>
+          <w:szCs w:val="20"/>
+        </w:rPr>
+        <w:t xml:space="preserve">, weather: </w:t>
+      </w:r>
+      <w:proofErr w:type="spellStart"/>
+      <w:r>
+        <w:rPr>
+          <w:rFonts w:ascii="Courier New" w:eastAsia="Courier New" w:hAnsi="Courier New" w:cs="Courier New"/>
+          <w:color w:val="FFFFFF"/>
+          <w:sz w:val="20"/>
+          <w:szCs w:val="20"/>
+        </w:rPr>
+        <w:t>dict</w:t>
+      </w:r>
+      <w:proofErr w:type="spellEnd"/>
+      <w:r>
+        <w:rPr>
+          <w:rFonts w:ascii="Courier New" w:eastAsia="Courier New" w:hAnsi="Courier New" w:cs="Courier New"/>
+          <w:color w:val="FFFFFF"/>
+          <w:sz w:val="20"/>
+          <w:szCs w:val="20"/>
+        </w:rPr>
+        <w:t xml:space="preserve">) -&gt; float:    </w:t>
       </w:r>
       <w:r>
         <w:br/>
@@ -3553,7 +4074,27 @@
           <w:sz w:val="20"/>
           <w:szCs w:val="20"/>
         </w:rPr>
-        <w:t xml:space="preserve">        base_risk = 0.1    </w:t>
+        <w:t xml:space="preserve">        </w:t>
+      </w:r>
+      <w:proofErr w:type="spellStart"/>
+      <w:r>
+        <w:rPr>
+          <w:rFonts w:ascii="Courier New" w:eastAsia="Courier New" w:hAnsi="Courier New" w:cs="Courier New"/>
+          <w:color w:val="FFFFFF"/>
+          <w:sz w:val="20"/>
+          <w:szCs w:val="20"/>
+        </w:rPr>
+        <w:t>base_risk</w:t>
+      </w:r>
+      <w:proofErr w:type="spellEnd"/>
+      <w:r>
+        <w:rPr>
+          <w:rFonts w:ascii="Courier New" w:eastAsia="Courier New" w:hAnsi="Courier New" w:cs="Courier New"/>
+          <w:color w:val="FFFFFF"/>
+          <w:sz w:val="20"/>
+          <w:szCs w:val="20"/>
+        </w:rPr>
+        <w:t xml:space="preserve"> = 0.1    </w:t>
       </w:r>
       <w:r>
         <w:br/>
@@ -3589,19 +4130,47 @@
           <w:sz w:val="20"/>
           <w:szCs w:val="20"/>
         </w:rPr>
-        <w:t xml:space="preserve">        if weather.get("wind_speed", 0) &gt; 10:    </w:t>
-      </w:r>
-      <w:r>
-        <w:br/>
-      </w:r>
-      <w:r>
-        <w:rPr>
-          <w:rFonts w:ascii="Courier New" w:eastAsia="Courier New" w:hAnsi="Courier New" w:cs="Courier New"/>
-          <w:color w:val="FFFFFF"/>
-          <w:sz w:val="20"/>
-          <w:szCs w:val="20"/>
-        </w:rPr>
-        <w:t xml:space="preserve">            base_risk += 0.2    </w:t>
+        <w:t xml:space="preserve">        if </w:t>
+      </w:r>
+      <w:proofErr w:type="spellStart"/>
+      <w:r>
+        <w:rPr>
+          <w:rFonts w:ascii="Courier New" w:eastAsia="Courier New" w:hAnsi="Courier New" w:cs="Courier New"/>
+          <w:color w:val="FFFFFF"/>
+          <w:sz w:val="20"/>
+          <w:szCs w:val="20"/>
+        </w:rPr>
+        <w:t>weather.get</w:t>
+      </w:r>
+      <w:proofErr w:type="spellEnd"/>
+      <w:r>
+        <w:rPr>
+          <w:rFonts w:ascii="Courier New" w:eastAsia="Courier New" w:hAnsi="Courier New" w:cs="Courier New"/>
+          <w:color w:val="FFFFFF"/>
+          <w:sz w:val="20"/>
+          <w:szCs w:val="20"/>
+        </w:rPr>
+        <w:t>("</w:t>
+      </w:r>
+      <w:proofErr w:type="spellStart"/>
+      <w:r>
+        <w:rPr>
+          <w:rFonts w:ascii="Courier New" w:eastAsia="Courier New" w:hAnsi="Courier New" w:cs="Courier New"/>
+          <w:color w:val="FFFFFF"/>
+          <w:sz w:val="20"/>
+          <w:szCs w:val="20"/>
+        </w:rPr>
+        <w:t>wind_speed</w:t>
+      </w:r>
+      <w:proofErr w:type="spellEnd"/>
+      <w:r>
+        <w:rPr>
+          <w:rFonts w:ascii="Courier New" w:eastAsia="Courier New" w:hAnsi="Courier New" w:cs="Courier New"/>
+          <w:color w:val="FFFFFF"/>
+          <w:sz w:val="20"/>
+          <w:szCs w:val="20"/>
+        </w:rPr>
+        <w:t xml:space="preserve">", 0) &gt; 10:    </w:t>
       </w:r>
       <w:r>
         <w:br/>
@@ -3615,6 +4184,38 @@
         </w:rPr>
         <w:t xml:space="preserve">            </w:t>
       </w:r>
+      <w:proofErr w:type="spellStart"/>
+      <w:r>
+        <w:rPr>
+          <w:rFonts w:ascii="Courier New" w:eastAsia="Courier New" w:hAnsi="Courier New" w:cs="Courier New"/>
+          <w:color w:val="FFFFFF"/>
+          <w:sz w:val="20"/>
+          <w:szCs w:val="20"/>
+        </w:rPr>
+        <w:t>base_risk</w:t>
+      </w:r>
+      <w:proofErr w:type="spellEnd"/>
+      <w:r>
+        <w:rPr>
+          <w:rFonts w:ascii="Courier New" w:eastAsia="Courier New" w:hAnsi="Courier New" w:cs="Courier New"/>
+          <w:color w:val="FFFFFF"/>
+          <w:sz w:val="20"/>
+          <w:szCs w:val="20"/>
+        </w:rPr>
+        <w:t xml:space="preserve"> += 0.2    </w:t>
+      </w:r>
+      <w:r>
+        <w:br/>
+      </w:r>
+      <w:r>
+        <w:rPr>
+          <w:rFonts w:ascii="Courier New" w:eastAsia="Courier New" w:hAnsi="Courier New" w:cs="Courier New"/>
+          <w:color w:val="FFFFFF"/>
+          <w:sz w:val="20"/>
+          <w:szCs w:val="20"/>
+        </w:rPr>
+        <w:t xml:space="preserve">            </w:t>
+      </w:r>
       <w:r>
         <w:br/>
       </w:r>
@@ -3637,19 +4238,27 @@
           <w:sz w:val="20"/>
           <w:szCs w:val="20"/>
         </w:rPr>
-        <w:t xml:space="preserve">        if route.get("altitude", 0) &lt; 50:    </w:t>
-      </w:r>
-      <w:r>
-        <w:br/>
-      </w:r>
-      <w:r>
-        <w:rPr>
-          <w:rFonts w:ascii="Courier New" w:eastAsia="Courier New" w:hAnsi="Courier New" w:cs="Courier New"/>
-          <w:color w:val="FFFFFF"/>
-          <w:sz w:val="20"/>
-          <w:szCs w:val="20"/>
-        </w:rPr>
-        <w:t xml:space="preserve">            base_risk += 0.15    </w:t>
+        <w:t xml:space="preserve">        if </w:t>
+      </w:r>
+      <w:proofErr w:type="spellStart"/>
+      <w:r>
+        <w:rPr>
+          <w:rFonts w:ascii="Courier New" w:eastAsia="Courier New" w:hAnsi="Courier New" w:cs="Courier New"/>
+          <w:color w:val="FFFFFF"/>
+          <w:sz w:val="20"/>
+          <w:szCs w:val="20"/>
+        </w:rPr>
+        <w:t>route.get</w:t>
+      </w:r>
+      <w:proofErr w:type="spellEnd"/>
+      <w:r>
+        <w:rPr>
+          <w:rFonts w:ascii="Courier New" w:eastAsia="Courier New" w:hAnsi="Courier New" w:cs="Courier New"/>
+          <w:color w:val="FFFFFF"/>
+          <w:sz w:val="20"/>
+          <w:szCs w:val="20"/>
+        </w:rPr>
+        <w:t xml:space="preserve">("altitude", 0) &lt; 50:    </w:t>
       </w:r>
       <w:r>
         <w:br/>
@@ -3663,6 +4272,38 @@
         </w:rPr>
         <w:t xml:space="preserve">            </w:t>
       </w:r>
+      <w:proofErr w:type="spellStart"/>
+      <w:r>
+        <w:rPr>
+          <w:rFonts w:ascii="Courier New" w:eastAsia="Courier New" w:hAnsi="Courier New" w:cs="Courier New"/>
+          <w:color w:val="FFFFFF"/>
+          <w:sz w:val="20"/>
+          <w:szCs w:val="20"/>
+        </w:rPr>
+        <w:t>base_risk</w:t>
+      </w:r>
+      <w:proofErr w:type="spellEnd"/>
+      <w:r>
+        <w:rPr>
+          <w:rFonts w:ascii="Courier New" w:eastAsia="Courier New" w:hAnsi="Courier New" w:cs="Courier New"/>
+          <w:color w:val="FFFFFF"/>
+          <w:sz w:val="20"/>
+          <w:szCs w:val="20"/>
+        </w:rPr>
+        <w:t xml:space="preserve"> += 0.15    </w:t>
+      </w:r>
+      <w:r>
+        <w:br/>
+      </w:r>
+      <w:r>
+        <w:rPr>
+          <w:rFonts w:ascii="Courier New" w:eastAsia="Courier New" w:hAnsi="Courier New" w:cs="Courier New"/>
+          <w:color w:val="FFFFFF"/>
+          <w:sz w:val="20"/>
+          <w:szCs w:val="20"/>
+        </w:rPr>
+        <w:t xml:space="preserve">            </w:t>
+      </w:r>
       <w:r>
         <w:br/>
       </w:r>
@@ -3685,19 +4326,47 @@
           <w:sz w:val="20"/>
           <w:szCs w:val="20"/>
         </w:rPr>
-        <w:t xml:space="preserve">        if route.get("no_fly_zone_distance", 1000) &lt; 500:    </w:t>
-      </w:r>
-      <w:r>
-        <w:br/>
-      </w:r>
-      <w:r>
-        <w:rPr>
-          <w:rFonts w:ascii="Courier New" w:eastAsia="Courier New" w:hAnsi="Courier New" w:cs="Courier New"/>
-          <w:color w:val="FFFFFF"/>
-          <w:sz w:val="20"/>
-          <w:szCs w:val="20"/>
-        </w:rPr>
-        <w:t xml:space="preserve">            base_risk += 0.25    </w:t>
+        <w:t xml:space="preserve">        if </w:t>
+      </w:r>
+      <w:proofErr w:type="spellStart"/>
+      <w:r>
+        <w:rPr>
+          <w:rFonts w:ascii="Courier New" w:eastAsia="Courier New" w:hAnsi="Courier New" w:cs="Courier New"/>
+          <w:color w:val="FFFFFF"/>
+          <w:sz w:val="20"/>
+          <w:szCs w:val="20"/>
+        </w:rPr>
+        <w:t>route.get</w:t>
+      </w:r>
+      <w:proofErr w:type="spellEnd"/>
+      <w:r>
+        <w:rPr>
+          <w:rFonts w:ascii="Courier New" w:eastAsia="Courier New" w:hAnsi="Courier New" w:cs="Courier New"/>
+          <w:color w:val="FFFFFF"/>
+          <w:sz w:val="20"/>
+          <w:szCs w:val="20"/>
+        </w:rPr>
+        <w:t>("</w:t>
+      </w:r>
+      <w:proofErr w:type="spellStart"/>
+      <w:r>
+        <w:rPr>
+          <w:rFonts w:ascii="Courier New" w:eastAsia="Courier New" w:hAnsi="Courier New" w:cs="Courier New"/>
+          <w:color w:val="FFFFFF"/>
+          <w:sz w:val="20"/>
+          <w:szCs w:val="20"/>
+        </w:rPr>
+        <w:t>no_fly_zone_distance</w:t>
+      </w:r>
+      <w:proofErr w:type="spellEnd"/>
+      <w:r>
+        <w:rPr>
+          <w:rFonts w:ascii="Courier New" w:eastAsia="Courier New" w:hAnsi="Courier New" w:cs="Courier New"/>
+          <w:color w:val="FFFFFF"/>
+          <w:sz w:val="20"/>
+          <w:szCs w:val="20"/>
+        </w:rPr>
+        <w:t xml:space="preserve">", 1000) &lt; 500:    </w:t>
       </w:r>
       <w:r>
         <w:br/>
@@ -3711,17 +4380,69 @@
         </w:rPr>
         <w:t xml:space="preserve">            </w:t>
       </w:r>
-      <w:r>
-        <w:br/>
-      </w:r>
-      <w:r>
-        <w:rPr>
-          <w:rFonts w:ascii="Courier New" w:eastAsia="Courier New" w:hAnsi="Courier New" w:cs="Courier New"/>
-          <w:color w:val="FFFFFF"/>
-          <w:sz w:val="20"/>
-          <w:szCs w:val="20"/>
-        </w:rPr>
-        <w:t xml:space="preserve">        return min(base_risk, 1.0)    </w:t>
+      <w:proofErr w:type="spellStart"/>
+      <w:r>
+        <w:rPr>
+          <w:rFonts w:ascii="Courier New" w:eastAsia="Courier New" w:hAnsi="Courier New" w:cs="Courier New"/>
+          <w:color w:val="FFFFFF"/>
+          <w:sz w:val="20"/>
+          <w:szCs w:val="20"/>
+        </w:rPr>
+        <w:t>base_risk</w:t>
+      </w:r>
+      <w:proofErr w:type="spellEnd"/>
+      <w:r>
+        <w:rPr>
+          <w:rFonts w:ascii="Courier New" w:eastAsia="Courier New" w:hAnsi="Courier New" w:cs="Courier New"/>
+          <w:color w:val="FFFFFF"/>
+          <w:sz w:val="20"/>
+          <w:szCs w:val="20"/>
+        </w:rPr>
+        <w:t xml:space="preserve"> += 0.25    </w:t>
+      </w:r>
+      <w:r>
+        <w:br/>
+      </w:r>
+      <w:r>
+        <w:rPr>
+          <w:rFonts w:ascii="Courier New" w:eastAsia="Courier New" w:hAnsi="Courier New" w:cs="Courier New"/>
+          <w:color w:val="FFFFFF"/>
+          <w:sz w:val="20"/>
+          <w:szCs w:val="20"/>
+        </w:rPr>
+        <w:t xml:space="preserve">            </w:t>
+      </w:r>
+      <w:r>
+        <w:br/>
+      </w:r>
+      <w:r>
+        <w:rPr>
+          <w:rFonts w:ascii="Courier New" w:eastAsia="Courier New" w:hAnsi="Courier New" w:cs="Courier New"/>
+          <w:color w:val="FFFFFF"/>
+          <w:sz w:val="20"/>
+          <w:szCs w:val="20"/>
+        </w:rPr>
+        <w:t xml:space="preserve">        return min(</w:t>
+      </w:r>
+      <w:proofErr w:type="spellStart"/>
+      <w:r>
+        <w:rPr>
+          <w:rFonts w:ascii="Courier New" w:eastAsia="Courier New" w:hAnsi="Courier New" w:cs="Courier New"/>
+          <w:color w:val="FFFFFF"/>
+          <w:sz w:val="20"/>
+          <w:szCs w:val="20"/>
+        </w:rPr>
+        <w:t>base_risk</w:t>
+      </w:r>
+      <w:proofErr w:type="spellEnd"/>
+      <w:r>
+        <w:rPr>
+          <w:rFonts w:ascii="Courier New" w:eastAsia="Courier New" w:hAnsi="Courier New" w:cs="Courier New"/>
+          <w:color w:val="FFFFFF"/>
+          <w:sz w:val="20"/>
+          <w:szCs w:val="20"/>
+        </w:rPr>
+        <w:t xml:space="preserve">, 1.0)    </w:t>
       </w:r>
       <w:r>
         <w:br/>
@@ -3793,7 +4514,27 @@
           <w:sz w:val="20"/>
           <w:szCs w:val="20"/>
         </w:rPr>
-        <w:t xml:space="preserve">    class VectorMemory:    </w:t>
+        <w:t xml:space="preserve">    class </w:t>
+      </w:r>
+      <w:proofErr w:type="spellStart"/>
+      <w:r>
+        <w:rPr>
+          <w:rFonts w:ascii="Courier New" w:eastAsia="Courier New" w:hAnsi="Courier New" w:cs="Courier New"/>
+          <w:color w:val="FFFFFF"/>
+          <w:sz w:val="20"/>
+          <w:szCs w:val="20"/>
+        </w:rPr>
+        <w:t>VectorMemory</w:t>
+      </w:r>
+      <w:proofErr w:type="spellEnd"/>
+      <w:r>
+        <w:rPr>
+          <w:rFonts w:ascii="Courier New" w:eastAsia="Courier New" w:hAnsi="Courier New" w:cs="Courier New"/>
+          <w:color w:val="FFFFFF"/>
+          <w:sz w:val="20"/>
+          <w:szCs w:val="20"/>
+        </w:rPr>
+        <w:t xml:space="preserve">:    </w:t>
       </w:r>
       <w:r>
         <w:br/>
@@ -3841,43 +4582,143 @@
           <w:sz w:val="20"/>
           <w:szCs w:val="20"/>
         </w:rPr>
-        <w:t xml:space="preserve">                "mission_type": mission["type"],    </w:t>
-      </w:r>
-      <w:r>
-        <w:br/>
-      </w:r>
-      <w:r>
-        <w:rPr>
-          <w:rFonts w:ascii="Courier New" w:eastAsia="Courier New" w:hAnsi="Courier New" w:cs="Courier New"/>
-          <w:color w:val="FFFFFF"/>
-          <w:sz w:val="20"/>
-          <w:szCs w:val="20"/>
-        </w:rPr>
-        <w:t xml:space="preserve">                "success_rate": metrics["success_rate"],    </w:t>
-      </w:r>
-      <w:r>
-        <w:br/>
-      </w:r>
-      <w:r>
-        <w:rPr>
-          <w:rFonts w:ascii="Courier New" w:eastAsia="Courier New" w:hAnsi="Courier New" w:cs="Courier New"/>
-          <w:color w:val="FFFFFF"/>
-          <w:sz w:val="20"/>
-          <w:szCs w:val="20"/>
-        </w:rPr>
-        <w:t xml:space="preserve">                "cost": metrics["total_cost"],    </w:t>
-      </w:r>
-      <w:r>
-        <w:br/>
-      </w:r>
-      <w:r>
-        <w:rPr>
-          <w:rFonts w:ascii="Courier New" w:eastAsia="Courier New" w:hAnsi="Courier New" w:cs="Courier New"/>
-          <w:color w:val="FFFFFF"/>
-          <w:sz w:val="20"/>
-          <w:szCs w:val="20"/>
-        </w:rPr>
-        <w:t xml:space="preserve">                "timestamp": datetime.now()    </w:t>
+        <w:t xml:space="preserve">                "</w:t>
+      </w:r>
+      <w:proofErr w:type="spellStart"/>
+      <w:r>
+        <w:rPr>
+          <w:rFonts w:ascii="Courier New" w:eastAsia="Courier New" w:hAnsi="Courier New" w:cs="Courier New"/>
+          <w:color w:val="FFFFFF"/>
+          <w:sz w:val="20"/>
+          <w:szCs w:val="20"/>
+        </w:rPr>
+        <w:t>mission_type</w:t>
+      </w:r>
+      <w:proofErr w:type="spellEnd"/>
+      <w:r>
+        <w:rPr>
+          <w:rFonts w:ascii="Courier New" w:eastAsia="Courier New" w:hAnsi="Courier New" w:cs="Courier New"/>
+          <w:color w:val="FFFFFF"/>
+          <w:sz w:val="20"/>
+          <w:szCs w:val="20"/>
+        </w:rPr>
+        <w:t xml:space="preserve">": mission["type"],    </w:t>
+      </w:r>
+      <w:r>
+        <w:br/>
+      </w:r>
+      <w:r>
+        <w:rPr>
+          <w:rFonts w:ascii="Courier New" w:eastAsia="Courier New" w:hAnsi="Courier New" w:cs="Courier New"/>
+          <w:color w:val="FFFFFF"/>
+          <w:sz w:val="20"/>
+          <w:szCs w:val="20"/>
+        </w:rPr>
+        <w:t xml:space="preserve">                "</w:t>
+      </w:r>
+      <w:proofErr w:type="spellStart"/>
+      <w:r>
+        <w:rPr>
+          <w:rFonts w:ascii="Courier New" w:eastAsia="Courier New" w:hAnsi="Courier New" w:cs="Courier New"/>
+          <w:color w:val="FFFFFF"/>
+          <w:sz w:val="20"/>
+          <w:szCs w:val="20"/>
+        </w:rPr>
+        <w:t>success_rate</w:t>
+      </w:r>
+      <w:proofErr w:type="spellEnd"/>
+      <w:r>
+        <w:rPr>
+          <w:rFonts w:ascii="Courier New" w:eastAsia="Courier New" w:hAnsi="Courier New" w:cs="Courier New"/>
+          <w:color w:val="FFFFFF"/>
+          <w:sz w:val="20"/>
+          <w:szCs w:val="20"/>
+        </w:rPr>
+        <w:t>": metrics["</w:t>
+      </w:r>
+      <w:proofErr w:type="spellStart"/>
+      <w:r>
+        <w:rPr>
+          <w:rFonts w:ascii="Courier New" w:eastAsia="Courier New" w:hAnsi="Courier New" w:cs="Courier New"/>
+          <w:color w:val="FFFFFF"/>
+          <w:sz w:val="20"/>
+          <w:szCs w:val="20"/>
+        </w:rPr>
+        <w:t>success_rate</w:t>
+      </w:r>
+      <w:proofErr w:type="spellEnd"/>
+      <w:r>
+        <w:rPr>
+          <w:rFonts w:ascii="Courier New" w:eastAsia="Courier New" w:hAnsi="Courier New" w:cs="Courier New"/>
+          <w:color w:val="FFFFFF"/>
+          <w:sz w:val="20"/>
+          <w:szCs w:val="20"/>
+        </w:rPr>
+        <w:t xml:space="preserve">"],    </w:t>
+      </w:r>
+      <w:r>
+        <w:br/>
+      </w:r>
+      <w:r>
+        <w:rPr>
+          <w:rFonts w:ascii="Courier New" w:eastAsia="Courier New" w:hAnsi="Courier New" w:cs="Courier New"/>
+          <w:color w:val="FFFFFF"/>
+          <w:sz w:val="20"/>
+          <w:szCs w:val="20"/>
+        </w:rPr>
+        <w:t xml:space="preserve">                "cost": metrics["</w:t>
+      </w:r>
+      <w:proofErr w:type="spellStart"/>
+      <w:r>
+        <w:rPr>
+          <w:rFonts w:ascii="Courier New" w:eastAsia="Courier New" w:hAnsi="Courier New" w:cs="Courier New"/>
+          <w:color w:val="FFFFFF"/>
+          <w:sz w:val="20"/>
+          <w:szCs w:val="20"/>
+        </w:rPr>
+        <w:t>total_cost</w:t>
+      </w:r>
+      <w:proofErr w:type="spellEnd"/>
+      <w:r>
+        <w:rPr>
+          <w:rFonts w:ascii="Courier New" w:eastAsia="Courier New" w:hAnsi="Courier New" w:cs="Courier New"/>
+          <w:color w:val="FFFFFF"/>
+          <w:sz w:val="20"/>
+          <w:szCs w:val="20"/>
+        </w:rPr>
+        <w:t xml:space="preserve">"],    </w:t>
+      </w:r>
+      <w:r>
+        <w:br/>
+      </w:r>
+      <w:r>
+        <w:rPr>
+          <w:rFonts w:ascii="Courier New" w:eastAsia="Courier New" w:hAnsi="Courier New" w:cs="Courier New"/>
+          <w:color w:val="FFFFFF"/>
+          <w:sz w:val="20"/>
+          <w:szCs w:val="20"/>
+        </w:rPr>
+        <w:t xml:space="preserve">                "timestamp": </w:t>
+      </w:r>
+      <w:proofErr w:type="spellStart"/>
+      <w:r>
+        <w:rPr>
+          <w:rFonts w:ascii="Courier New" w:eastAsia="Courier New" w:hAnsi="Courier New" w:cs="Courier New"/>
+          <w:color w:val="FFFFFF"/>
+          <w:sz w:val="20"/>
+          <w:szCs w:val="20"/>
+        </w:rPr>
+        <w:t>datetime.now</w:t>
+      </w:r>
+      <w:proofErr w:type="spellEnd"/>
+      <w:r>
+        <w:rPr>
+          <w:rFonts w:ascii="Courier New" w:eastAsia="Courier New" w:hAnsi="Courier New" w:cs="Courier New"/>
+          <w:color w:val="FFFFFF"/>
+          <w:sz w:val="20"/>
+          <w:szCs w:val="20"/>
+        </w:rPr>
+        <w:t xml:space="preserve">()    </w:t>
       </w:r>
       <w:r>
         <w:br/>
@@ -3901,31 +4742,91 @@
           <w:sz w:val="20"/>
           <w:szCs w:val="20"/>
         </w:rPr>
-        <w:t xml:space="preserve">            self.db.insert(experience)    </w:t>
-      </w:r>
-      <w:r>
-        <w:br/>
-      </w:r>
-      <w:r>
-        <w:rPr>
-          <w:rFonts w:ascii="Courier New" w:eastAsia="Courier New" w:hAnsi="Courier New" w:cs="Courier New"/>
-          <w:color w:val="FFFFFF"/>
-          <w:sz w:val="20"/>
-          <w:szCs w:val="20"/>
-        </w:rPr>
         <w:t xml:space="preserve">            </w:t>
       </w:r>
-      <w:r>
-        <w:br/>
-      </w:r>
-      <w:r>
-        <w:rPr>
-          <w:rFonts w:ascii="Courier New" w:eastAsia="Courier New" w:hAnsi="Courier New" w:cs="Courier New"/>
-          <w:color w:val="FFFFFF"/>
-          <w:sz w:val="20"/>
-          <w:szCs w:val="20"/>
-        </w:rPr>
-        <w:t xml:space="preserve">        def retrieve(self, mission_type: str, top_k: int = 3):    </w:t>
+      <w:proofErr w:type="spellStart"/>
+      <w:r>
+        <w:rPr>
+          <w:rFonts w:ascii="Courier New" w:eastAsia="Courier New" w:hAnsi="Courier New" w:cs="Courier New"/>
+          <w:color w:val="FFFFFF"/>
+          <w:sz w:val="20"/>
+          <w:szCs w:val="20"/>
+        </w:rPr>
+        <w:t>self.db.insert</w:t>
+      </w:r>
+      <w:proofErr w:type="spellEnd"/>
+      <w:r>
+        <w:rPr>
+          <w:rFonts w:ascii="Courier New" w:eastAsia="Courier New" w:hAnsi="Courier New" w:cs="Courier New"/>
+          <w:color w:val="FFFFFF"/>
+          <w:sz w:val="20"/>
+          <w:szCs w:val="20"/>
+        </w:rPr>
+        <w:t xml:space="preserve">(experience)    </w:t>
+      </w:r>
+      <w:r>
+        <w:br/>
+      </w:r>
+      <w:r>
+        <w:rPr>
+          <w:rFonts w:ascii="Courier New" w:eastAsia="Courier New" w:hAnsi="Courier New" w:cs="Courier New"/>
+          <w:color w:val="FFFFFF"/>
+          <w:sz w:val="20"/>
+          <w:szCs w:val="20"/>
+        </w:rPr>
+        <w:t xml:space="preserve">            </w:t>
+      </w:r>
+      <w:r>
+        <w:br/>
+      </w:r>
+      <w:r>
+        <w:rPr>
+          <w:rFonts w:ascii="Courier New" w:eastAsia="Courier New" w:hAnsi="Courier New" w:cs="Courier New"/>
+          <w:color w:val="FFFFFF"/>
+          <w:sz w:val="20"/>
+          <w:szCs w:val="20"/>
+        </w:rPr>
+        <w:t xml:space="preserve">        def retrieve(self, </w:t>
+      </w:r>
+      <w:proofErr w:type="spellStart"/>
+      <w:r>
+        <w:rPr>
+          <w:rFonts w:ascii="Courier New" w:eastAsia="Courier New" w:hAnsi="Courier New" w:cs="Courier New"/>
+          <w:color w:val="FFFFFF"/>
+          <w:sz w:val="20"/>
+          <w:szCs w:val="20"/>
+        </w:rPr>
+        <w:t>mission_type</w:t>
+      </w:r>
+      <w:proofErr w:type="spellEnd"/>
+      <w:r>
+        <w:rPr>
+          <w:rFonts w:ascii="Courier New" w:eastAsia="Courier New" w:hAnsi="Courier New" w:cs="Courier New"/>
+          <w:color w:val="FFFFFF"/>
+          <w:sz w:val="20"/>
+          <w:szCs w:val="20"/>
+        </w:rPr>
+        <w:t xml:space="preserve">: str, </w:t>
+      </w:r>
+      <w:proofErr w:type="spellStart"/>
+      <w:r>
+        <w:rPr>
+          <w:rFonts w:ascii="Courier New" w:eastAsia="Courier New" w:hAnsi="Courier New" w:cs="Courier New"/>
+          <w:color w:val="FFFFFF"/>
+          <w:sz w:val="20"/>
+          <w:szCs w:val="20"/>
+        </w:rPr>
+        <w:t>top_k</w:t>
+      </w:r>
+      <w:proofErr w:type="spellEnd"/>
+      <w:r>
+        <w:rPr>
+          <w:rFonts w:ascii="Courier New" w:eastAsia="Courier New" w:hAnsi="Courier New" w:cs="Courier New"/>
+          <w:color w:val="FFFFFF"/>
+          <w:sz w:val="20"/>
+          <w:szCs w:val="20"/>
+        </w:rPr>
+        <w:t xml:space="preserve">: int = 3):    </w:t>
       </w:r>
       <w:r>
         <w:br/>
@@ -3949,7 +4850,67 @@
           <w:sz w:val="20"/>
           <w:szCs w:val="20"/>
         </w:rPr>
-        <w:t xml:space="preserve">            return self.db.search(mission_type, top_k)    </w:t>
+        <w:t xml:space="preserve">            return </w:t>
+      </w:r>
+      <w:proofErr w:type="spellStart"/>
+      <w:r>
+        <w:rPr>
+          <w:rFonts w:ascii="Courier New" w:eastAsia="Courier New" w:hAnsi="Courier New" w:cs="Courier New"/>
+          <w:color w:val="FFFFFF"/>
+          <w:sz w:val="20"/>
+          <w:szCs w:val="20"/>
+        </w:rPr>
+        <w:t>self.db.search</w:t>
+      </w:r>
+      <w:proofErr w:type="spellEnd"/>
+      <w:r>
+        <w:rPr>
+          <w:rFonts w:ascii="Courier New" w:eastAsia="Courier New" w:hAnsi="Courier New" w:cs="Courier New"/>
+          <w:color w:val="FFFFFF"/>
+          <w:sz w:val="20"/>
+          <w:szCs w:val="20"/>
+        </w:rPr>
+        <w:t>(</w:t>
+      </w:r>
+      <w:proofErr w:type="spellStart"/>
+      <w:r>
+        <w:rPr>
+          <w:rFonts w:ascii="Courier New" w:eastAsia="Courier New" w:hAnsi="Courier New" w:cs="Courier New"/>
+          <w:color w:val="FFFFFF"/>
+          <w:sz w:val="20"/>
+          <w:szCs w:val="20"/>
+        </w:rPr>
+        <w:t>mission_type</w:t>
+      </w:r>
+      <w:proofErr w:type="spellEnd"/>
+      <w:r>
+        <w:rPr>
+          <w:rFonts w:ascii="Courier New" w:eastAsia="Courier New" w:hAnsi="Courier New" w:cs="Courier New"/>
+          <w:color w:val="FFFFFF"/>
+          <w:sz w:val="20"/>
+          <w:szCs w:val="20"/>
+        </w:rPr>
+        <w:t xml:space="preserve">, </w:t>
+      </w:r>
+      <w:proofErr w:type="spellStart"/>
+      <w:r>
+        <w:rPr>
+          <w:rFonts w:ascii="Courier New" w:eastAsia="Courier New" w:hAnsi="Courier New" w:cs="Courier New"/>
+          <w:color w:val="FFFFFF"/>
+          <w:sz w:val="20"/>
+          <w:szCs w:val="20"/>
+        </w:rPr>
+        <w:t>top_k</w:t>
+      </w:r>
+      <w:proofErr w:type="spellEnd"/>
+      <w:r>
+        <w:rPr>
+          <w:rFonts w:ascii="Courier New" w:eastAsia="Courier New" w:hAnsi="Courier New" w:cs="Courier New"/>
+          <w:color w:val="FFFFFF"/>
+          <w:sz w:val="20"/>
+          <w:szCs w:val="20"/>
+        </w:rPr>
+        <w:t xml:space="preserve">)    </w:t>
       </w:r>
       <w:r>
         <w:br/>
@@ -4001,6 +4962,8 @@
         <w:pStyle w:val="2"/>
         <w:spacing w:after="200"/>
       </w:pPr>
+      <w:bookmarkStart w:id="4" w:name="_五、测试与评估"/>
+      <w:bookmarkEnd w:id="4"/>
       <w:r>
         <w:t>五、测试与评估</w:t>
       </w:r>
@@ -4054,7 +5017,27 @@
           <w:sz w:val="20"/>
           <w:szCs w:val="20"/>
         </w:rPr>
-        <w:t xml:space="preserve">    pytest tests/ -v    </w:t>
+        <w:t xml:space="preserve">    </w:t>
+      </w:r>
+      <w:proofErr w:type="spellStart"/>
+      <w:r>
+        <w:rPr>
+          <w:rFonts w:ascii="Courier New" w:eastAsia="Courier New" w:hAnsi="Courier New" w:cs="Courier New"/>
+          <w:color w:val="FFFFFF"/>
+          <w:sz w:val="20"/>
+          <w:szCs w:val="20"/>
+        </w:rPr>
+        <w:t>pytest</w:t>
+      </w:r>
+      <w:proofErr w:type="spellEnd"/>
+      <w:r>
+        <w:rPr>
+          <w:rFonts w:ascii="Courier New" w:eastAsia="Courier New" w:hAnsi="Courier New" w:cs="Courier New"/>
+          <w:color w:val="FFFFFF"/>
+          <w:sz w:val="20"/>
+          <w:szCs w:val="20"/>
+        </w:rPr>
+        <w:t xml:space="preserve"> tests/ -v    </w:t>
       </w:r>
       <w:r>
         <w:br/>
@@ -4090,55 +5073,155 @@
           <w:sz w:val="20"/>
           <w:szCs w:val="20"/>
         </w:rPr>
-        <w:t xml:space="preserve">    test_workflow.py::test_task_analysis PASSED    </w:t>
-      </w:r>
-      <w:r>
-        <w:br/>
-      </w:r>
-      <w:r>
-        <w:rPr>
-          <w:rFonts w:ascii="Courier New" w:eastAsia="Courier New" w:hAnsi="Courier New" w:cs="Courier New"/>
-          <w:color w:val="FFFFFF"/>
-          <w:sz w:val="20"/>
-          <w:szCs w:val="20"/>
-        </w:rPr>
-        <w:t xml:space="preserve">    test_workflow.py::test_resource_assignment PASSED    </w:t>
-      </w:r>
-      <w:r>
-        <w:br/>
-      </w:r>
-      <w:r>
-        <w:rPr>
-          <w:rFonts w:ascii="Courier New" w:eastAsia="Courier New" w:hAnsi="Courier New" w:cs="Courier New"/>
-          <w:color w:val="FFFFFF"/>
-          <w:sz w:val="20"/>
-          <w:szCs w:val="20"/>
-        </w:rPr>
-        <w:t xml:space="preserve">    test_workflow.py::test_route_planning PASSED    </w:t>
-      </w:r>
-      <w:r>
-        <w:br/>
-      </w:r>
-      <w:r>
-        <w:rPr>
-          <w:rFonts w:ascii="Courier New" w:eastAsia="Courier New" w:hAnsi="Courier New" w:cs="Courier New"/>
-          <w:color w:val="FFFFFF"/>
-          <w:sz w:val="20"/>
-          <w:szCs w:val="20"/>
-        </w:rPr>
-        <w:t xml:space="preserve">    test_metrics.py::test_success_rate PASSED    </w:t>
-      </w:r>
-      <w:r>
-        <w:br/>
-      </w:r>
-      <w:r>
-        <w:rPr>
-          <w:rFonts w:ascii="Courier New" w:eastAsia="Courier New" w:hAnsi="Courier New" w:cs="Courier New"/>
-          <w:color w:val="FFFFFF"/>
-          <w:sz w:val="20"/>
-          <w:szCs w:val="20"/>
-        </w:rPr>
-        <w:t xml:space="preserve">    test_metrics.py::test_cost_calculation PASSED    </w:t>
+        <w:t xml:space="preserve">    test_workflow.py::</w:t>
+      </w:r>
+      <w:proofErr w:type="spellStart"/>
+      <w:r>
+        <w:rPr>
+          <w:rFonts w:ascii="Courier New" w:eastAsia="Courier New" w:hAnsi="Courier New" w:cs="Courier New"/>
+          <w:color w:val="FFFFFF"/>
+          <w:sz w:val="20"/>
+          <w:szCs w:val="20"/>
+        </w:rPr>
+        <w:t>test_task_analysis</w:t>
+      </w:r>
+      <w:proofErr w:type="spellEnd"/>
+      <w:r>
+        <w:rPr>
+          <w:rFonts w:ascii="Courier New" w:eastAsia="Courier New" w:hAnsi="Courier New" w:cs="Courier New"/>
+          <w:color w:val="FFFFFF"/>
+          <w:sz w:val="20"/>
+          <w:szCs w:val="20"/>
+        </w:rPr>
+        <w:t xml:space="preserve"> PASSED    </w:t>
+      </w:r>
+      <w:r>
+        <w:br/>
+      </w:r>
+      <w:r>
+        <w:rPr>
+          <w:rFonts w:ascii="Courier New" w:eastAsia="Courier New" w:hAnsi="Courier New" w:cs="Courier New"/>
+          <w:color w:val="FFFFFF"/>
+          <w:sz w:val="20"/>
+          <w:szCs w:val="20"/>
+        </w:rPr>
+        <w:t xml:space="preserve">    test_workflow.py::</w:t>
+      </w:r>
+      <w:proofErr w:type="spellStart"/>
+      <w:r>
+        <w:rPr>
+          <w:rFonts w:ascii="Courier New" w:eastAsia="Courier New" w:hAnsi="Courier New" w:cs="Courier New"/>
+          <w:color w:val="FFFFFF"/>
+          <w:sz w:val="20"/>
+          <w:szCs w:val="20"/>
+        </w:rPr>
+        <w:t>test_resource_assignment</w:t>
+      </w:r>
+      <w:proofErr w:type="spellEnd"/>
+      <w:r>
+        <w:rPr>
+          <w:rFonts w:ascii="Courier New" w:eastAsia="Courier New" w:hAnsi="Courier New" w:cs="Courier New"/>
+          <w:color w:val="FFFFFF"/>
+          <w:sz w:val="20"/>
+          <w:szCs w:val="20"/>
+        </w:rPr>
+        <w:t xml:space="preserve"> PASSED    </w:t>
+      </w:r>
+      <w:r>
+        <w:br/>
+      </w:r>
+      <w:r>
+        <w:rPr>
+          <w:rFonts w:ascii="Courier New" w:eastAsia="Courier New" w:hAnsi="Courier New" w:cs="Courier New"/>
+          <w:color w:val="FFFFFF"/>
+          <w:sz w:val="20"/>
+          <w:szCs w:val="20"/>
+        </w:rPr>
+        <w:t xml:space="preserve">    test_workflow.py::</w:t>
+      </w:r>
+      <w:proofErr w:type="spellStart"/>
+      <w:r>
+        <w:rPr>
+          <w:rFonts w:ascii="Courier New" w:eastAsia="Courier New" w:hAnsi="Courier New" w:cs="Courier New"/>
+          <w:color w:val="FFFFFF"/>
+          <w:sz w:val="20"/>
+          <w:szCs w:val="20"/>
+        </w:rPr>
+        <w:t>test_route_planning</w:t>
+      </w:r>
+      <w:proofErr w:type="spellEnd"/>
+      <w:r>
+        <w:rPr>
+          <w:rFonts w:ascii="Courier New" w:eastAsia="Courier New" w:hAnsi="Courier New" w:cs="Courier New"/>
+          <w:color w:val="FFFFFF"/>
+          <w:sz w:val="20"/>
+          <w:szCs w:val="20"/>
+        </w:rPr>
+        <w:t xml:space="preserve"> PASSED    </w:t>
+      </w:r>
+      <w:r>
+        <w:br/>
+      </w:r>
+      <w:r>
+        <w:rPr>
+          <w:rFonts w:ascii="Courier New" w:eastAsia="Courier New" w:hAnsi="Courier New" w:cs="Courier New"/>
+          <w:color w:val="FFFFFF"/>
+          <w:sz w:val="20"/>
+          <w:szCs w:val="20"/>
+        </w:rPr>
+        <w:t xml:space="preserve">    test_metrics.py::</w:t>
+      </w:r>
+      <w:proofErr w:type="spellStart"/>
+      <w:r>
+        <w:rPr>
+          <w:rFonts w:ascii="Courier New" w:eastAsia="Courier New" w:hAnsi="Courier New" w:cs="Courier New"/>
+          <w:color w:val="FFFFFF"/>
+          <w:sz w:val="20"/>
+          <w:szCs w:val="20"/>
+        </w:rPr>
+        <w:t>test_success_rate</w:t>
+      </w:r>
+      <w:proofErr w:type="spellEnd"/>
+      <w:r>
+        <w:rPr>
+          <w:rFonts w:ascii="Courier New" w:eastAsia="Courier New" w:hAnsi="Courier New" w:cs="Courier New"/>
+          <w:color w:val="FFFFFF"/>
+          <w:sz w:val="20"/>
+          <w:szCs w:val="20"/>
+        </w:rPr>
+        <w:t xml:space="preserve"> PASSED    </w:t>
+      </w:r>
+      <w:r>
+        <w:br/>
+      </w:r>
+      <w:r>
+        <w:rPr>
+          <w:rFonts w:ascii="Courier New" w:eastAsia="Courier New" w:hAnsi="Courier New" w:cs="Courier New"/>
+          <w:color w:val="FFFFFF"/>
+          <w:sz w:val="20"/>
+          <w:szCs w:val="20"/>
+        </w:rPr>
+        <w:t xml:space="preserve">    test_metrics.py::</w:t>
+      </w:r>
+      <w:proofErr w:type="spellStart"/>
+      <w:r>
+        <w:rPr>
+          <w:rFonts w:ascii="Courier New" w:eastAsia="Courier New" w:hAnsi="Courier New" w:cs="Courier New"/>
+          <w:color w:val="FFFFFF"/>
+          <w:sz w:val="20"/>
+          <w:szCs w:val="20"/>
+        </w:rPr>
+        <w:t>test_cost_calculation</w:t>
+      </w:r>
+      <w:proofErr w:type="spellEnd"/>
+      <w:r>
+        <w:rPr>
+          <w:rFonts w:ascii="Courier New" w:eastAsia="Courier New" w:hAnsi="Courier New" w:cs="Courier New"/>
+          <w:color w:val="FFFFFF"/>
+          <w:sz w:val="20"/>
+          <w:szCs w:val="20"/>
+        </w:rPr>
+        <w:t xml:space="preserve"> PASSED    </w:t>
       </w:r>
       <w:r>
         <w:br/>
@@ -4822,9 +5905,6 @@
     <w:p>
       <w:pPr>
         <w:spacing w:after="200"/>
-        <w:rPr>
-          <w:rFonts w:hint="eastAsia"/>
-        </w:rPr>
       </w:pPr>
       <w:r>
         <w:rPr>
@@ -4872,6 +5952,8 @@
         <w:pStyle w:val="2"/>
         <w:spacing w:after="200"/>
       </w:pPr>
+      <w:bookmarkStart w:id="5" w:name="_六、系统升级与扩展"/>
+      <w:bookmarkEnd w:id="5"/>
       <w:r>
         <w:t>六、系统升级与扩展</w:t>
       </w:r>
@@ -5257,7 +6339,15 @@
         <w:t>实现</w:t>
       </w:r>
       <w:r>
-        <w:t xml:space="preserve"> LangGraph </w:t>
+        <w:t xml:space="preserve"> </w:t>
+      </w:r>
+      <w:proofErr w:type="spellStart"/>
+      <w:r>
+        <w:t>LangGraph</w:t>
+      </w:r>
+      <w:proofErr w:type="spellEnd"/>
+      <w:r>
+        <w:t xml:space="preserve"> </w:t>
       </w:r>
       <w:r>
         <w:t>显式状态图</w:t>
@@ -5553,6 +6643,8 @@
         <w:pStyle w:val="2"/>
         <w:spacing w:after="200"/>
       </w:pPr>
+      <w:bookmarkStart w:id="6" w:name="_七、课程总结"/>
+      <w:bookmarkEnd w:id="6"/>
       <w:r>
         <w:t>七、课程总结</w:t>
       </w:r>
@@ -6151,7 +7243,27 @@
           <w:sz w:val="20"/>
           <w:szCs w:val="20"/>
         </w:rPr>
-        <w:t xml:space="preserve">    cp .env.example .env    </w:t>
+        <w:t xml:space="preserve">    cp .</w:t>
+      </w:r>
+      <w:proofErr w:type="spellStart"/>
+      <w:r>
+        <w:rPr>
+          <w:rFonts w:ascii="Courier New" w:eastAsia="Courier New" w:hAnsi="Courier New" w:cs="Courier New"/>
+          <w:color w:val="FFFFFF"/>
+          <w:sz w:val="20"/>
+          <w:szCs w:val="20"/>
+        </w:rPr>
+        <w:t>env.example</w:t>
+      </w:r>
+      <w:proofErr w:type="spellEnd"/>
+      <w:r>
+        <w:rPr>
+          <w:rFonts w:ascii="Courier New" w:eastAsia="Courier New" w:hAnsi="Courier New" w:cs="Courier New"/>
+          <w:color w:val="FFFFFF"/>
+          <w:sz w:val="20"/>
+          <w:szCs w:val="20"/>
+        </w:rPr>
+        <w:t xml:space="preserve"> .env    </w:t>
       </w:r>
       <w:r>
         <w:br/>
@@ -6260,19 +7372,59 @@
           <w:sz w:val="20"/>
           <w:szCs w:val="20"/>
         </w:rPr>
-        <w:t xml:space="preserve">    # Streamlit 界面    </w:t>
-      </w:r>
-      <w:r>
-        <w:br/>
-      </w:r>
-      <w:r>
-        <w:rPr>
-          <w:rFonts w:ascii="Courier New" w:eastAsia="Courier New" w:hAnsi="Courier New" w:cs="Courier New"/>
-          <w:color w:val="FFFFFF"/>
-          <w:sz w:val="20"/>
-          <w:szCs w:val="20"/>
-        </w:rPr>
-        <w:t xml:space="preserve">    streamlit run src/ui/app.py    </w:t>
+        <w:t xml:space="preserve">    # </w:t>
+      </w:r>
+      <w:proofErr w:type="spellStart"/>
+      <w:r>
+        <w:rPr>
+          <w:rFonts w:ascii="Courier New" w:eastAsia="Courier New" w:hAnsi="Courier New" w:cs="Courier New"/>
+          <w:color w:val="FFFFFF"/>
+          <w:sz w:val="20"/>
+          <w:szCs w:val="20"/>
+        </w:rPr>
+        <w:t>Streamlit</w:t>
+      </w:r>
+      <w:proofErr w:type="spellEnd"/>
+      <w:r>
+        <w:rPr>
+          <w:rFonts w:ascii="Courier New" w:eastAsia="Courier New" w:hAnsi="Courier New" w:cs="Courier New"/>
+          <w:color w:val="FFFFFF"/>
+          <w:sz w:val="20"/>
+          <w:szCs w:val="20"/>
+        </w:rPr>
+        <w:t xml:space="preserve"> 界面    </w:t>
+      </w:r>
+      <w:r>
+        <w:br/>
+      </w:r>
+      <w:r>
+        <w:rPr>
+          <w:rFonts w:ascii="Courier New" w:eastAsia="Courier New" w:hAnsi="Courier New" w:cs="Courier New"/>
+          <w:color w:val="FFFFFF"/>
+          <w:sz w:val="20"/>
+          <w:szCs w:val="20"/>
+        </w:rPr>
+        <w:t xml:space="preserve">    </w:t>
+      </w:r>
+      <w:proofErr w:type="spellStart"/>
+      <w:r>
+        <w:rPr>
+          <w:rFonts w:ascii="Courier New" w:eastAsia="Courier New" w:hAnsi="Courier New" w:cs="Courier New"/>
+          <w:color w:val="FFFFFF"/>
+          <w:sz w:val="20"/>
+          <w:szCs w:val="20"/>
+        </w:rPr>
+        <w:t>streamlit</w:t>
+      </w:r>
+      <w:proofErr w:type="spellEnd"/>
+      <w:r>
+        <w:rPr>
+          <w:rFonts w:ascii="Courier New" w:eastAsia="Courier New" w:hAnsi="Courier New" w:cs="Courier New"/>
+          <w:color w:val="FFFFFF"/>
+          <w:sz w:val="20"/>
+          <w:szCs w:val="20"/>
+        </w:rPr>
+        <w:t xml:space="preserve"> run src/ui/app.py    </w:t>
       </w:r>
       <w:r>
         <w:br/>
@@ -6308,7 +7460,27 @@
           <w:sz w:val="20"/>
           <w:szCs w:val="20"/>
         </w:rPr>
-        <w:t xml:space="preserve">    pytest tests/ -v    </w:t>
+        <w:t xml:space="preserve">    </w:t>
+      </w:r>
+      <w:proofErr w:type="spellStart"/>
+      <w:r>
+        <w:rPr>
+          <w:rFonts w:ascii="Courier New" w:eastAsia="Courier New" w:hAnsi="Courier New" w:cs="Courier New"/>
+          <w:color w:val="FFFFFF"/>
+          <w:sz w:val="20"/>
+          <w:szCs w:val="20"/>
+        </w:rPr>
+        <w:t>pytest</w:t>
+      </w:r>
+      <w:proofErr w:type="spellEnd"/>
+      <w:r>
+        <w:rPr>
+          <w:rFonts w:ascii="Courier New" w:eastAsia="Courier New" w:hAnsi="Courier New" w:cs="Courier New"/>
+          <w:color w:val="FFFFFF"/>
+          <w:sz w:val="20"/>
+          <w:szCs w:val="20"/>
+        </w:rPr>
+        <w:t xml:space="preserve"> tests/ -v    </w:t>
       </w:r>
       <w:r>
         <w:br/>
@@ -6349,7 +7521,15 @@
         <w:ind w:left="20"/>
       </w:pPr>
       <w:r>
-        <w:t xml:space="preserve">1. LangGraph </w:t>
+        <w:t xml:space="preserve">1. </w:t>
+      </w:r>
+      <w:proofErr w:type="spellStart"/>
+      <w:r>
+        <w:t>LangGraph</w:t>
+      </w:r>
+      <w:proofErr w:type="spellEnd"/>
+      <w:r>
+        <w:t xml:space="preserve"> </w:t>
       </w:r>
       <w:r>
         <w:t>官方文档：</w:t>
@@ -6368,7 +7548,15 @@
         <w:ind w:left="20"/>
       </w:pPr>
       <w:r>
-        <w:t xml:space="preserve">2. LangChain </w:t>
+        <w:t xml:space="preserve">2. </w:t>
+      </w:r>
+      <w:proofErr w:type="spellStart"/>
+      <w:r>
+        <w:t>LangChain</w:t>
+      </w:r>
+      <w:proofErr w:type="spellEnd"/>
+      <w:r>
+        <w:t xml:space="preserve"> </w:t>
       </w:r>
       <w:r>
         <w:t>官方文档：</w:t>
@@ -7272,6 +8460,30 @@
       <w:szCs w:val="20"/>
     </w:rPr>
   </w:style>
+  <w:style w:type="character" w:styleId="a9">
+    <w:name w:val="Unresolved Mention"/>
+    <w:basedOn w:val="a0"/>
+    <w:uiPriority w:val="99"/>
+    <w:semiHidden/>
+    <w:unhideWhenUsed/>
+    <w:rsid w:val="00F6557D"/>
+    <w:rPr>
+      <w:color w:val="605E5C"/>
+      <w:shd w:val="clear" w:color="auto" w:fill="E1DFDD"/>
+    </w:rPr>
+  </w:style>
+  <w:style w:type="character" w:styleId="aa">
+    <w:name w:val="FollowedHyperlink"/>
+    <w:basedOn w:val="a0"/>
+    <w:uiPriority w:val="99"/>
+    <w:semiHidden/>
+    <w:unhideWhenUsed/>
+    <w:rsid w:val="00F6557D"/>
+    <w:rPr>
+      <w:color w:val="954F72" w:themeColor="followedHyperlink"/>
+      <w:u w:val="single"/>
+    </w:rPr>
+  </w:style>
 </w:styles>
 </file>
 
